--- a/Portal_Database_Design/Post_APIs.docx
+++ b/Portal_Database_Design/Post_APIs.docx
@@ -349,7 +349,7 @@
             </w:pPr>
             <w:r>
               <w:rPr/>
-              <w:t>All POST fields + user_id in request body.</w:t>
+              <w:t>createPostDto</w:t>
             </w:r>
           </w:p>
         </w:tc>
@@ -453,7 +453,11 @@
             </w:pPr>
             <w:r>
               <w:rPr/>
-              <w:t>post_title.</w:t>
+              <w:t>post_</w:t>
+            </w:r>
+            <w:r>
+              <w:rPr/>
+              <w:t>id, updatePostTitleDto</w:t>
             </w:r>
           </w:p>
         </w:tc>
@@ -557,7 +561,11 @@
             </w:pPr>
             <w:r>
               <w:rPr/>
-              <w:t>post_content.</w:t>
+              <w:t>post_</w:t>
+            </w:r>
+            <w:r>
+              <w:rPr/>
+              <w:t>id, updatePostContentDto</w:t>
             </w:r>
           </w:p>
         </w:tc>
@@ -661,7 +669,11 @@
             </w:pPr>
             <w:r>
               <w:rPr/>
-              <w:t>post_status in request body.</w:t>
+              <w:t>post_</w:t>
+            </w:r>
+            <w:r>
+              <w:rPr/>
+              <w:t>id, updatePostStatusDto</w:t>
             </w:r>
           </w:p>
         </w:tc>
@@ -765,7 +777,7 @@
             </w:pPr>
             <w:r>
               <w:rPr/>
-              <w:t>post_id in URL param.</w:t>
+              <w:t>post_id</w:t>
             </w:r>
           </w:p>
         </w:tc>
@@ -973,7 +985,7 @@
             </w:pPr>
             <w:r>
               <w:rPr/>
-              <w:t>post_title in request body.</w:t>
+              <w:t>searchPostTitleDto</w:t>
             </w:r>
           </w:p>
         </w:tc>
@@ -1081,7 +1093,7 @@
             </w:pPr>
             <w:r>
               <w:rPr/>
-              <w:t>post_id in URL params.</w:t>
+              <w:t>post_id</w:t>
             </w:r>
           </w:p>
         </w:tc>
@@ -1426,9 +1438,6 @@
           <w:bCs/>
         </w:rPr>
       </w:pPr>
-      <w:bookmarkStart w:id="3" w:name="__DdeLink__194_3029720114"/>
-      <w:bookmarkStart w:id="4" w:name="__DdeLink__190_3029720114"/>
-      <w:bookmarkStart w:id="5" w:name="__DdeLink__187_3029720114"/>
       <w:r>
         <w:rPr>
           <w:b/>
@@ -1444,16 +1453,16 @@
         <w:jc w:val="both"/>
         <w:rPr/>
       </w:pPr>
-      <w:bookmarkStart w:id="6" w:name="__DdeLink__194_3029720114"/>
-      <w:bookmarkStart w:id="7" w:name="__DdeLink__190_3029720114"/>
-      <w:bookmarkStart w:id="8" w:name="__DdeLink__187_3029720114"/>
+      <w:bookmarkStart w:id="3" w:name="__DdeLink__187_3029720114"/>
+      <w:bookmarkStart w:id="4" w:name="__DdeLink__190_3029720114"/>
+      <w:bookmarkStart w:id="5" w:name="__DdeLink__194_3029720114"/>
       <w:r>
         <w:rPr/>
         <w:t>Perform tests on mostly on Domain Integrity and Entity integrity with just very few tests on Referential Integrity.</w:t>
       </w:r>
-      <w:bookmarkEnd w:id="6"/>
-      <w:bookmarkEnd w:id="7"/>
-      <w:bookmarkEnd w:id="8"/>
+      <w:bookmarkEnd w:id="3"/>
+      <w:bookmarkEnd w:id="4"/>
+      <w:bookmarkEnd w:id="5"/>
     </w:p>
     <w:p>
       <w:pPr>
@@ -1501,7 +1510,7 @@
         </w:rPr>
         <w:t xml:space="preserve">* </w:t>
       </w:r>
-      <w:bookmarkStart w:id="9" w:name="__DdeLink__382_481068113"/>
+      <w:bookmarkStart w:id="6" w:name="__DdeLink__382_481068113"/>
       <w:r>
         <w:rPr>
           <w:b w:val="false"/>
@@ -1509,7 +1518,7 @@
         </w:rPr>
         <w:t xml:space="preserve">Create a POST with the following details ( </w:t>
       </w:r>
-      <w:bookmarkStart w:id="10" w:name="__DdeLink__386_481068113"/>
+      <w:bookmarkStart w:id="7" w:name="__DdeLink__386_481068113"/>
       <w:r>
         <w:rPr>
           <w:b w:val="false"/>
@@ -1517,177 +1526,177 @@
         </w:rPr>
         <w:t>post_content, user_id, post_status</w:t>
       </w:r>
+      <w:bookmarkEnd w:id="7"/>
+      <w:r>
+        <w:rPr>
+          <w:b w:val="false"/>
+          <w:bCs w:val="false"/>
+        </w:rPr>
+        <w:t>) (</w:t>
+      </w:r>
+      <w:bookmarkStart w:id="8" w:name="__DdeLink__388_481068113"/>
+      <w:r>
+        <w:rPr>
+          <w:b w:val="false"/>
+          <w:bCs w:val="false"/>
+        </w:rPr>
+        <w:t>“</w:t>
+      </w:r>
+      <w:bookmarkStart w:id="9" w:name="__DdeLink__390_481068113"/>
+      <w:r>
+        <w:rPr>
+          <w:b w:val="false"/>
+          <w:bCs w:val="false"/>
+        </w:rPr>
+        <w:t>Test Post 2 for user JULF”,  9, open</w:t>
+      </w:r>
+      <w:bookmarkEnd w:id="8"/>
+      <w:r>
+        <w:rPr>
+          <w:b w:val="false"/>
+          <w:bCs w:val="false"/>
+        </w:rPr>
+        <w:t>)</w:t>
+      </w:r>
+      <w:bookmarkEnd w:id="9"/>
+      <w:r>
+        <w:rPr>
+          <w:b w:val="false"/>
+          <w:bCs w:val="false"/>
+        </w:rPr>
+        <w:t>. Here, we are trying to test if duplicate post_content is allowed.</w:t>
+      </w:r>
+      <w:bookmarkEnd w:id="6"/>
+      <w:r>
+        <w:rPr>
+          <w:b w:val="false"/>
+          <w:bCs w:val="false"/>
+        </w:rPr>
+        <w:t xml:space="preserve"> </w:t>
+      </w:r>
+      <w:bookmarkStart w:id="10" w:name="__DdeLink__384_481068113"/>
+      <w:r>
+        <w:rPr>
+          <w:b w:val="false"/>
+          <w:bCs w:val="false"/>
+        </w:rPr>
+        <w:t>This tests whether a UNIQUE constraint exists for the post_content column</w:t>
+      </w:r>
       <w:bookmarkEnd w:id="10"/>
       <w:r>
         <w:rPr>
           <w:b w:val="false"/>
           <w:bCs w:val="false"/>
         </w:rPr>
-        <w:t>) (</w:t>
-      </w:r>
-      <w:bookmarkStart w:id="11" w:name="__DdeLink__388_481068113"/>
-      <w:r>
-        <w:rPr>
-          <w:b w:val="false"/>
-          <w:bCs w:val="false"/>
-        </w:rPr>
-        <w:t>“</w:t>
-      </w:r>
-      <w:bookmarkStart w:id="12" w:name="__DdeLink__390_481068113"/>
-      <w:r>
-        <w:rPr>
-          <w:b w:val="false"/>
-          <w:bCs w:val="false"/>
-        </w:rPr>
-        <w:t>Test Post 2 for user JULF”,  9, open</w:t>
+        <w:t xml:space="preserve">. </w:t>
+      </w:r>
+    </w:p>
+    <w:p>
+      <w:pPr>
+        <w:pStyle w:val="Normal"/>
+        <w:bidi w:val="0"/>
+        <w:jc w:val="both"/>
+        <w:rPr>
+          <w:b w:val="false"/>
+          <w:bCs w:val="false"/>
+        </w:rPr>
+      </w:pPr>
+      <w:r>
+        <w:rPr>
+          <w:b w:val="false"/>
+          <w:bCs w:val="false"/>
+        </w:rPr>
+      </w:r>
+    </w:p>
+    <w:p>
+      <w:pPr>
+        <w:pStyle w:val="Normal"/>
+        <w:bidi w:val="0"/>
+        <w:jc w:val="both"/>
+        <w:rPr>
+          <w:b w:val="false"/>
+          <w:bCs w:val="false"/>
+        </w:rPr>
+      </w:pPr>
+      <w:r>
+        <w:rPr>
+          <w:b w:val="false"/>
+          <w:bCs w:val="false"/>
+        </w:rPr>
+        <w:t>* Create a POST with the following details ( post_content, post_title, user_id, post_status) (“Some Test Post Content”, “JULF Test Post 2”, 9, open). Here, we are trying to test if duplicate post_title is allowed.  This tests whether a UNIQUE constraint exists for the post_title column.</w:t>
+      </w:r>
+    </w:p>
+    <w:p>
+      <w:pPr>
+        <w:pStyle w:val="Normal"/>
+        <w:bidi w:val="0"/>
+        <w:jc w:val="both"/>
+        <w:rPr>
+          <w:b w:val="false"/>
+          <w:bCs w:val="false"/>
+        </w:rPr>
+      </w:pPr>
+      <w:r>
+        <w:rPr>
+          <w:b w:val="false"/>
+          <w:bCs w:val="false"/>
+        </w:rPr>
+      </w:r>
+    </w:p>
+    <w:p>
+      <w:pPr>
+        <w:pStyle w:val="Normal"/>
+        <w:bidi w:val="0"/>
+        <w:jc w:val="both"/>
+        <w:rPr>
+          <w:b w:val="false"/>
+          <w:bCs w:val="false"/>
+        </w:rPr>
+      </w:pPr>
+      <w:r>
+        <w:rPr>
+          <w:b w:val="false"/>
+          <w:bCs w:val="false"/>
+        </w:rPr>
+        <w:t>* Delete the POST with post_title “JULF Test Post 2” and post_content “Test Post 2 for user JULF”. This will tell us what happens to the corresponding user when this post is deleted. Here, we are checking referential integrity w.r.t user_id.</w:t>
+      </w:r>
+    </w:p>
+    <w:p>
+      <w:pPr>
+        <w:pStyle w:val="Normal"/>
+        <w:bidi w:val="0"/>
+        <w:jc w:val="both"/>
+        <w:rPr>
+          <w:b w:val="false"/>
+          <w:bCs w:val="false"/>
+        </w:rPr>
+      </w:pPr>
+      <w:r>
+        <w:rPr>
+          <w:b w:val="false"/>
+          <w:bCs w:val="false"/>
+        </w:rPr>
+      </w:r>
+    </w:p>
+    <w:p>
+      <w:pPr>
+        <w:pStyle w:val="Normal"/>
+        <w:bidi w:val="0"/>
+        <w:jc w:val="both"/>
+        <w:rPr>
+          <w:b w:val="false"/>
+          <w:bCs w:val="false"/>
+        </w:rPr>
+      </w:pPr>
+      <w:bookmarkStart w:id="11" w:name="__DdeLink__397_481068113"/>
+      <w:r>
+        <w:rPr>
+          <w:b w:val="false"/>
+          <w:bCs w:val="false"/>
+        </w:rPr>
+        <w:t>* Create a POST with the following details (post_content, post_title, user_id, post_status) (Test Post 2 for user JULF”, “JULF Test Post 2”  9, open). We are doing this test, so that the deleted post is re-created. This way, we can run these tests repeatedly.</w:t>
       </w:r>
       <w:bookmarkEnd w:id="11"/>
-      <w:r>
-        <w:rPr>
-          <w:b w:val="false"/>
-          <w:bCs w:val="false"/>
-        </w:rPr>
-        <w:t>)</w:t>
-      </w:r>
-      <w:bookmarkEnd w:id="12"/>
-      <w:r>
-        <w:rPr>
-          <w:b w:val="false"/>
-          <w:bCs w:val="false"/>
-        </w:rPr>
-        <w:t>. Here, we are trying to test if duplicate post_content is allowed.</w:t>
-      </w:r>
-      <w:bookmarkEnd w:id="9"/>
-      <w:r>
-        <w:rPr>
-          <w:b w:val="false"/>
-          <w:bCs w:val="false"/>
-        </w:rPr>
-        <w:t xml:space="preserve"> </w:t>
-      </w:r>
-      <w:bookmarkStart w:id="13" w:name="__DdeLink__384_481068113"/>
-      <w:r>
-        <w:rPr>
-          <w:b w:val="false"/>
-          <w:bCs w:val="false"/>
-        </w:rPr>
-        <w:t>This tests whether a UNIQUE constraint exists for the post_content column</w:t>
-      </w:r>
-      <w:bookmarkEnd w:id="13"/>
-      <w:r>
-        <w:rPr>
-          <w:b w:val="false"/>
-          <w:bCs w:val="false"/>
-        </w:rPr>
-        <w:t xml:space="preserve">. </w:t>
-      </w:r>
-    </w:p>
-    <w:p>
-      <w:pPr>
-        <w:pStyle w:val="Normal"/>
-        <w:bidi w:val="0"/>
-        <w:jc w:val="both"/>
-        <w:rPr>
-          <w:b w:val="false"/>
-          <w:bCs w:val="false"/>
-        </w:rPr>
-      </w:pPr>
-      <w:r>
-        <w:rPr>
-          <w:b w:val="false"/>
-          <w:bCs w:val="false"/>
-        </w:rPr>
-      </w:r>
-    </w:p>
-    <w:p>
-      <w:pPr>
-        <w:pStyle w:val="Normal"/>
-        <w:bidi w:val="0"/>
-        <w:jc w:val="both"/>
-        <w:rPr>
-          <w:b w:val="false"/>
-          <w:bCs w:val="false"/>
-        </w:rPr>
-      </w:pPr>
-      <w:r>
-        <w:rPr>
-          <w:b w:val="false"/>
-          <w:bCs w:val="false"/>
-        </w:rPr>
-        <w:t>* Create a POST with the following details ( post_content, post_title, user_id, post_status) (“Some Test Post Content”, “JULF Test Post 2”, 9, open). Here, we are trying to test if duplicate post_title is allowed.  This tests whether a UNIQUE constraint exists for the post_title column.</w:t>
-      </w:r>
-    </w:p>
-    <w:p>
-      <w:pPr>
-        <w:pStyle w:val="Normal"/>
-        <w:bidi w:val="0"/>
-        <w:jc w:val="both"/>
-        <w:rPr>
-          <w:b w:val="false"/>
-          <w:bCs w:val="false"/>
-        </w:rPr>
-      </w:pPr>
-      <w:r>
-        <w:rPr>
-          <w:b w:val="false"/>
-          <w:bCs w:val="false"/>
-        </w:rPr>
-      </w:r>
-    </w:p>
-    <w:p>
-      <w:pPr>
-        <w:pStyle w:val="Normal"/>
-        <w:bidi w:val="0"/>
-        <w:jc w:val="both"/>
-        <w:rPr>
-          <w:b w:val="false"/>
-          <w:bCs w:val="false"/>
-        </w:rPr>
-      </w:pPr>
-      <w:r>
-        <w:rPr>
-          <w:b w:val="false"/>
-          <w:bCs w:val="false"/>
-        </w:rPr>
-        <w:t>* Delete the POST with post_title “JULF Test Post 2” and post_content “Test Post 2 for user JULF”. This will tell us what happens to the corresponding user when this post is deleted. Here, we are checking referential integrity w.r.t user_id.</w:t>
-      </w:r>
-    </w:p>
-    <w:p>
-      <w:pPr>
-        <w:pStyle w:val="Normal"/>
-        <w:bidi w:val="0"/>
-        <w:jc w:val="both"/>
-        <w:rPr>
-          <w:b w:val="false"/>
-          <w:bCs w:val="false"/>
-        </w:rPr>
-      </w:pPr>
-      <w:r>
-        <w:rPr>
-          <w:b w:val="false"/>
-          <w:bCs w:val="false"/>
-        </w:rPr>
-      </w:r>
-    </w:p>
-    <w:p>
-      <w:pPr>
-        <w:pStyle w:val="Normal"/>
-        <w:bidi w:val="0"/>
-        <w:jc w:val="both"/>
-        <w:rPr>
-          <w:b w:val="false"/>
-          <w:bCs w:val="false"/>
-        </w:rPr>
-      </w:pPr>
-      <w:bookmarkStart w:id="14" w:name="__DdeLink__397_481068113"/>
-      <w:r>
-        <w:rPr>
-          <w:b w:val="false"/>
-          <w:bCs w:val="false"/>
-        </w:rPr>
-        <w:t>* Create a POST with the following details (post_content, post_title, user_id, post_status) (Test Post 2 for user JULF”, “JULF Test Post 2”  9, open). We are doing this test, so that the deleted post is re-created. This way, we can run these tests repeatedly.</w:t>
-      </w:r>
-      <w:bookmarkEnd w:id="14"/>
     </w:p>
     <w:sectPr>
       <w:type w:val="nextPage"/>

--- a/Portal_Database_Design/Post_APIs.docx
+++ b/Portal_Database_Design/Post_APIs.docx
@@ -16,17 +16,18 @@
         </w:tblCellMar>
       </w:tblPr>
       <w:tblGrid>
-        <w:gridCol w:w="1968"/>
-        <w:gridCol w:w="1887"/>
-        <w:gridCol w:w="1921"/>
-        <w:gridCol w:w="1934"/>
-        <w:gridCol w:w="1928"/>
+        <w:gridCol w:w="1639"/>
+        <w:gridCol w:w="1573"/>
+        <w:gridCol w:w="1601"/>
+        <w:gridCol w:w="1612"/>
+        <w:gridCol w:w="1606"/>
+        <w:gridCol w:w="1606"/>
       </w:tblGrid>
       <w:tr>
         <w:trPr/>
         <w:tc>
           <w:tcPr>
-            <w:tcW w:w="1968" w:type="dxa"/>
+            <w:tcW w:w="1639" w:type="dxa"/>
             <w:tcBorders>
               <w:top w:val="single" w:sz="4" w:space="0" w:color="000000"/>
               <w:start w:val="single" w:sz="4" w:space="0" w:color="000000"/>
@@ -75,7 +76,7 @@
         </w:tc>
         <w:tc>
           <w:tcPr>
-            <w:tcW w:w="1887" w:type="dxa"/>
+            <w:tcW w:w="1573" w:type="dxa"/>
             <w:tcBorders>
               <w:top w:val="single" w:sz="4" w:space="0" w:color="000000"/>
               <w:start w:val="single" w:sz="4" w:space="0" w:color="000000"/>
@@ -124,7 +125,7 @@
         </w:tc>
         <w:tc>
           <w:tcPr>
-            <w:tcW w:w="1921" w:type="dxa"/>
+            <w:tcW w:w="1601" w:type="dxa"/>
             <w:tcBorders>
               <w:top w:val="single" w:sz="4" w:space="0" w:color="000000"/>
               <w:start w:val="single" w:sz="4" w:space="0" w:color="000000"/>
@@ -173,7 +174,7 @@
         </w:tc>
         <w:tc>
           <w:tcPr>
-            <w:tcW w:w="1934" w:type="dxa"/>
+            <w:tcW w:w="1612" w:type="dxa"/>
             <w:tcBorders>
               <w:top w:val="single" w:sz="4" w:space="0" w:color="000000"/>
               <w:start w:val="single" w:sz="4" w:space="0" w:color="000000"/>
@@ -222,11 +223,10 @@
         </w:tc>
         <w:tc>
           <w:tcPr>
-            <w:tcW w:w="1928" w:type="dxa"/>
+            <w:tcW w:w="1606" w:type="dxa"/>
             <w:tcBorders>
               <w:top w:val="single" w:sz="4" w:space="0" w:color="000000"/>
               <w:start w:val="single" w:sz="4" w:space="0" w:color="000000"/>
-              <w:end w:val="single" w:sz="4" w:space="0" w:color="000000"/>
             </w:tcBorders>
           </w:tcPr>
           <w:p>
@@ -270,12 +270,62 @@
             </w:r>
           </w:p>
         </w:tc>
+        <w:tc>
+          <w:tcPr>
+            <w:tcW w:w="1606" w:type="dxa"/>
+            <w:tcBorders>
+              <w:top w:val="single" w:sz="4" w:space="0" w:color="000000"/>
+              <w:start w:val="single" w:sz="4" w:space="0" w:color="000000"/>
+              <w:end w:val="single" w:sz="4" w:space="0" w:color="000000"/>
+            </w:tcBorders>
+          </w:tcPr>
+          <w:p>
+            <w:pPr>
+              <w:pStyle w:val="TableContents"/>
+              <w:bidi w:val="0"/>
+              <w:jc w:val="start"/>
+              <w:rPr>
+                <w:rFonts w:ascii="Liberation Serif" w:hAnsi="Liberation Serif"/>
+                <w:b w:val="false"/>
+                <w:bCs w:val="false"/>
+                <w:i w:val="false"/>
+                <w:i w:val="false"/>
+                <w:iCs w:val="false"/>
+                <w:strike w:val="false"/>
+                <w:dstrike w:val="false"/>
+                <w:outline w:val="false"/>
+                <w:shadow w:val="false"/>
+                <w:color w:val="000000"/>
+                <w:sz w:val="24"/>
+                <w:szCs w:val="24"/>
+                <w:u w:val="none"/>
+              </w:rPr>
+            </w:pPr>
+            <w:r>
+              <w:rPr>
+                <w:b w:val="false"/>
+                <w:bCs w:val="false"/>
+                <w:i w:val="false"/>
+                <w:iCs w:val="false"/>
+                <w:strike w:val="false"/>
+                <w:dstrike w:val="false"/>
+                <w:outline w:val="false"/>
+                <w:shadow w:val="false"/>
+                <w:color w:val="000000"/>
+                <w:sz w:val="24"/>
+                <w:szCs w:val="24"/>
+                <w:u w:val="none"/>
+              </w:rPr>
+              <w:t>Authorization</w:t>
+            </w:r>
+          </w:p>
+        </w:tc>
       </w:tr>
       <w:tr>
         <w:trPr/>
         <w:tc>
           <w:tcPr>
-            <w:tcW w:w="1968" w:type="dxa"/>
+            <w:tcW w:w="1639" w:type="dxa"/>
             <w:tcBorders>
               <w:start w:val="single" w:sz="4" w:space="0" w:color="000000"/>
             </w:tcBorders>
@@ -295,7 +345,7 @@
         </w:tc>
         <w:tc>
           <w:tcPr>
-            <w:tcW w:w="1887" w:type="dxa"/>
+            <w:tcW w:w="1573" w:type="dxa"/>
             <w:tcBorders>
               <w:start w:val="single" w:sz="4" w:space="0" w:color="000000"/>
             </w:tcBorders>
@@ -315,7 +365,7 @@
         </w:tc>
         <w:tc>
           <w:tcPr>
-            <w:tcW w:w="1921" w:type="dxa"/>
+            <w:tcW w:w="1601" w:type="dxa"/>
             <w:tcBorders>
               <w:start w:val="single" w:sz="4" w:space="0" w:color="000000"/>
             </w:tcBorders>
@@ -335,7 +385,7 @@
         </w:tc>
         <w:tc>
           <w:tcPr>
-            <w:tcW w:w="1934" w:type="dxa"/>
+            <w:tcW w:w="1612" w:type="dxa"/>
             <w:tcBorders>
               <w:start w:val="single" w:sz="4" w:space="0" w:color="000000"/>
             </w:tcBorders>
@@ -355,7 +405,27 @@
         </w:tc>
         <w:tc>
           <w:tcPr>
-            <w:tcW w:w="1928" w:type="dxa"/>
+            <w:tcW w:w="1606" w:type="dxa"/>
+            <w:tcBorders>
+              <w:start w:val="single" w:sz="4" w:space="0" w:color="000000"/>
+            </w:tcBorders>
+          </w:tcPr>
+          <w:p>
+            <w:pPr>
+              <w:pStyle w:val="TableContents"/>
+              <w:bidi w:val="0"/>
+              <w:jc w:val="start"/>
+              <w:rPr/>
+            </w:pPr>
+            <w:r>
+              <w:rPr/>
+              <w:t>POST record.</w:t>
+            </w:r>
+          </w:p>
+        </w:tc>
+        <w:tc>
+          <w:tcPr>
+            <w:tcW w:w="1606" w:type="dxa"/>
             <w:tcBorders>
               <w:start w:val="single" w:sz="4" w:space="0" w:color="000000"/>
               <w:end w:val="single" w:sz="4" w:space="0" w:color="000000"/>
@@ -370,7 +440,23 @@
             </w:pPr>
             <w:r>
               <w:rPr/>
-              <w:t>POST record.</w:t>
+              <w:t xml:space="preserve">A user can create a </w:t>
+            </w:r>
+            <w:r>
+              <w:rPr/>
+              <w:t>p</w:t>
+            </w:r>
+            <w:r>
+              <w:rPr/>
+              <w:t xml:space="preserve">ost regardless of their user_role. However, the post must be regarding the outlet that they belong to. </w:t>
+            </w:r>
+            <w:r>
+              <w:rPr/>
+              <w:t>A chain_manager can create a post about any of the outlets that belong to his chain.</w:t>
+            </w:r>
+            <w:r>
+              <w:rPr/>
+              <w:t xml:space="preserve"> This will be managed by text analysis and moderation. </w:t>
             </w:r>
           </w:p>
         </w:tc>
@@ -379,7 +465,7 @@
         <w:trPr/>
         <w:tc>
           <w:tcPr>
-            <w:tcW w:w="1968" w:type="dxa"/>
+            <w:tcW w:w="1639" w:type="dxa"/>
             <w:tcBorders>
               <w:start w:val="single" w:sz="4" w:space="0" w:color="000000"/>
             </w:tcBorders>
@@ -399,7 +485,7 @@
         </w:tc>
         <w:tc>
           <w:tcPr>
-            <w:tcW w:w="1887" w:type="dxa"/>
+            <w:tcW w:w="1573" w:type="dxa"/>
             <w:tcBorders>
               <w:start w:val="single" w:sz="4" w:space="0" w:color="000000"/>
             </w:tcBorders>
@@ -419,7 +505,7 @@
         </w:tc>
         <w:tc>
           <w:tcPr>
-            <w:tcW w:w="1921" w:type="dxa"/>
+            <w:tcW w:w="1601" w:type="dxa"/>
             <w:tcBorders>
               <w:start w:val="single" w:sz="4" w:space="0" w:color="000000"/>
             </w:tcBorders>
@@ -439,31 +525,47 @@
         </w:tc>
         <w:tc>
           <w:tcPr>
-            <w:tcW w:w="1934" w:type="dxa"/>
-            <w:tcBorders>
-              <w:start w:val="single" w:sz="4" w:space="0" w:color="000000"/>
-            </w:tcBorders>
-          </w:tcPr>
-          <w:p>
-            <w:pPr>
-              <w:pStyle w:val="TableContents"/>
-              <w:bidi w:val="0"/>
-              <w:jc w:val="start"/>
-              <w:rPr/>
-            </w:pPr>
-            <w:r>
-              <w:rPr/>
-              <w:t>post_</w:t>
-            </w:r>
-            <w:r>
-              <w:rPr/>
-              <w:t>id, updatePostTitleDto</w:t>
-            </w:r>
-          </w:p>
-        </w:tc>
-        <w:tc>
-          <w:tcPr>
-            <w:tcW w:w="1928" w:type="dxa"/>
+            <w:tcW w:w="1612" w:type="dxa"/>
+            <w:tcBorders>
+              <w:start w:val="single" w:sz="4" w:space="0" w:color="000000"/>
+            </w:tcBorders>
+          </w:tcPr>
+          <w:p>
+            <w:pPr>
+              <w:pStyle w:val="TableContents"/>
+              <w:bidi w:val="0"/>
+              <w:jc w:val="start"/>
+              <w:rPr/>
+            </w:pPr>
+            <w:r>
+              <w:rPr/>
+              <w:t>post_id, updatePostTitleDto</w:t>
+            </w:r>
+          </w:p>
+        </w:tc>
+        <w:tc>
+          <w:tcPr>
+            <w:tcW w:w="1606" w:type="dxa"/>
+            <w:tcBorders>
+              <w:start w:val="single" w:sz="4" w:space="0" w:color="000000"/>
+            </w:tcBorders>
+          </w:tcPr>
+          <w:p>
+            <w:pPr>
+              <w:pStyle w:val="TableContents"/>
+              <w:bidi w:val="0"/>
+              <w:jc w:val="start"/>
+              <w:rPr/>
+            </w:pPr>
+            <w:r>
+              <w:rPr/>
+              <w:t>Updated post_title for a given POST record.</w:t>
+            </w:r>
+          </w:p>
+        </w:tc>
+        <w:tc>
+          <w:tcPr>
+            <w:tcW w:w="1606" w:type="dxa"/>
             <w:tcBorders>
               <w:start w:val="single" w:sz="4" w:space="0" w:color="000000"/>
               <w:end w:val="single" w:sz="4" w:space="0" w:color="000000"/>
@@ -476,10 +578,12 @@
               <w:jc w:val="start"/>
               <w:rPr/>
             </w:pPr>
-            <w:r>
-              <w:rPr/>
-              <w:t>Updated post_title for a given POST record.</w:t>
-            </w:r>
+            <w:bookmarkStart w:id="0" w:name="__DdeLink__196_1713557497"/>
+            <w:r>
+              <w:rPr/>
+              <w:t>The post_title can be updated only by its owner (User who created it).</w:t>
+            </w:r>
+            <w:bookmarkEnd w:id="0"/>
           </w:p>
         </w:tc>
       </w:tr>
@@ -487,7 +591,7 @@
         <w:trPr/>
         <w:tc>
           <w:tcPr>
-            <w:tcW w:w="1968" w:type="dxa"/>
+            <w:tcW w:w="1639" w:type="dxa"/>
             <w:tcBorders>
               <w:start w:val="single" w:sz="4" w:space="0" w:color="000000"/>
             </w:tcBorders>
@@ -507,7 +611,7 @@
         </w:tc>
         <w:tc>
           <w:tcPr>
-            <w:tcW w:w="1887" w:type="dxa"/>
+            <w:tcW w:w="1573" w:type="dxa"/>
             <w:tcBorders>
               <w:start w:val="single" w:sz="4" w:space="0" w:color="000000"/>
             </w:tcBorders>
@@ -527,7 +631,7 @@
         </w:tc>
         <w:tc>
           <w:tcPr>
-            <w:tcW w:w="1921" w:type="dxa"/>
+            <w:tcW w:w="1601" w:type="dxa"/>
             <w:tcBorders>
               <w:start w:val="single" w:sz="4" w:space="0" w:color="000000"/>
             </w:tcBorders>
@@ -547,31 +651,47 @@
         </w:tc>
         <w:tc>
           <w:tcPr>
-            <w:tcW w:w="1934" w:type="dxa"/>
-            <w:tcBorders>
-              <w:start w:val="single" w:sz="4" w:space="0" w:color="000000"/>
-            </w:tcBorders>
-          </w:tcPr>
-          <w:p>
-            <w:pPr>
-              <w:pStyle w:val="TableContents"/>
-              <w:bidi w:val="0"/>
-              <w:jc w:val="start"/>
-              <w:rPr/>
-            </w:pPr>
-            <w:r>
-              <w:rPr/>
-              <w:t>post_</w:t>
-            </w:r>
-            <w:r>
-              <w:rPr/>
-              <w:t>id, updatePostContentDto</w:t>
-            </w:r>
-          </w:p>
-        </w:tc>
-        <w:tc>
-          <w:tcPr>
-            <w:tcW w:w="1928" w:type="dxa"/>
+            <w:tcW w:w="1612" w:type="dxa"/>
+            <w:tcBorders>
+              <w:start w:val="single" w:sz="4" w:space="0" w:color="000000"/>
+            </w:tcBorders>
+          </w:tcPr>
+          <w:p>
+            <w:pPr>
+              <w:pStyle w:val="TableContents"/>
+              <w:bidi w:val="0"/>
+              <w:jc w:val="start"/>
+              <w:rPr/>
+            </w:pPr>
+            <w:r>
+              <w:rPr/>
+              <w:t>post_id, updatePostContentDto</w:t>
+            </w:r>
+          </w:p>
+        </w:tc>
+        <w:tc>
+          <w:tcPr>
+            <w:tcW w:w="1606" w:type="dxa"/>
+            <w:tcBorders>
+              <w:start w:val="single" w:sz="4" w:space="0" w:color="000000"/>
+            </w:tcBorders>
+          </w:tcPr>
+          <w:p>
+            <w:pPr>
+              <w:pStyle w:val="TableContents"/>
+              <w:bidi w:val="0"/>
+              <w:jc w:val="start"/>
+              <w:rPr/>
+            </w:pPr>
+            <w:r>
+              <w:rPr/>
+              <w:t>Updated post_content for a given POST record.</w:t>
+            </w:r>
+          </w:p>
+        </w:tc>
+        <w:tc>
+          <w:tcPr>
+            <w:tcW w:w="1606" w:type="dxa"/>
             <w:tcBorders>
               <w:start w:val="single" w:sz="4" w:space="0" w:color="000000"/>
               <w:end w:val="single" w:sz="4" w:space="0" w:color="000000"/>
@@ -586,7 +706,7 @@
             </w:pPr>
             <w:r>
               <w:rPr/>
-              <w:t>Updated post_content for a given POST record.</w:t>
+              <w:t>The post_content can be updated only by its owner (User who created it).</w:t>
             </w:r>
           </w:p>
         </w:tc>
@@ -595,7 +715,7 @@
         <w:trPr/>
         <w:tc>
           <w:tcPr>
-            <w:tcW w:w="1968" w:type="dxa"/>
+            <w:tcW w:w="1639" w:type="dxa"/>
             <w:tcBorders>
               <w:start w:val="single" w:sz="4" w:space="0" w:color="000000"/>
             </w:tcBorders>
@@ -615,7 +735,7 @@
         </w:tc>
         <w:tc>
           <w:tcPr>
-            <w:tcW w:w="1887" w:type="dxa"/>
+            <w:tcW w:w="1573" w:type="dxa"/>
             <w:tcBorders>
               <w:start w:val="single" w:sz="4" w:space="0" w:color="000000"/>
             </w:tcBorders>
@@ -635,7 +755,7 @@
         </w:tc>
         <w:tc>
           <w:tcPr>
-            <w:tcW w:w="1921" w:type="dxa"/>
+            <w:tcW w:w="1601" w:type="dxa"/>
             <w:tcBorders>
               <w:start w:val="single" w:sz="4" w:space="0" w:color="000000"/>
             </w:tcBorders>
@@ -655,31 +775,47 @@
         </w:tc>
         <w:tc>
           <w:tcPr>
-            <w:tcW w:w="1934" w:type="dxa"/>
-            <w:tcBorders>
-              <w:start w:val="single" w:sz="4" w:space="0" w:color="000000"/>
-            </w:tcBorders>
-          </w:tcPr>
-          <w:p>
-            <w:pPr>
-              <w:pStyle w:val="TableContents"/>
-              <w:bidi w:val="0"/>
-              <w:jc w:val="start"/>
-              <w:rPr/>
-            </w:pPr>
-            <w:r>
-              <w:rPr/>
-              <w:t>post_</w:t>
-            </w:r>
-            <w:r>
-              <w:rPr/>
-              <w:t>id, updatePostStatusDto</w:t>
-            </w:r>
-          </w:p>
-        </w:tc>
-        <w:tc>
-          <w:tcPr>
-            <w:tcW w:w="1928" w:type="dxa"/>
+            <w:tcW w:w="1612" w:type="dxa"/>
+            <w:tcBorders>
+              <w:start w:val="single" w:sz="4" w:space="0" w:color="000000"/>
+            </w:tcBorders>
+          </w:tcPr>
+          <w:p>
+            <w:pPr>
+              <w:pStyle w:val="TableContents"/>
+              <w:bidi w:val="0"/>
+              <w:jc w:val="start"/>
+              <w:rPr/>
+            </w:pPr>
+            <w:r>
+              <w:rPr/>
+              <w:t>post_id, updatePostStatusDto</w:t>
+            </w:r>
+          </w:p>
+        </w:tc>
+        <w:tc>
+          <w:tcPr>
+            <w:tcW w:w="1606" w:type="dxa"/>
+            <w:tcBorders>
+              <w:start w:val="single" w:sz="4" w:space="0" w:color="000000"/>
+            </w:tcBorders>
+          </w:tcPr>
+          <w:p>
+            <w:pPr>
+              <w:pStyle w:val="TableContents"/>
+              <w:bidi w:val="0"/>
+              <w:jc w:val="start"/>
+              <w:rPr/>
+            </w:pPr>
+            <w:r>
+              <w:rPr/>
+              <w:t>Updated post_status for a given POST record.</w:t>
+            </w:r>
+          </w:p>
+        </w:tc>
+        <w:tc>
+          <w:tcPr>
+            <w:tcW w:w="1606" w:type="dxa"/>
             <w:tcBorders>
               <w:start w:val="single" w:sz="4" w:space="0" w:color="000000"/>
               <w:end w:val="single" w:sz="4" w:space="0" w:color="000000"/>
@@ -694,7 +830,7 @@
             </w:pPr>
             <w:r>
               <w:rPr/>
-              <w:t>Updated post_status for a given POST record.</w:t>
+              <w:t>The post_status can be updated by the restaurant_manager of the outlet to which it belongs or by a company_manager or by a chain_manager.</w:t>
             </w:r>
           </w:p>
         </w:tc>
@@ -703,7 +839,7 @@
         <w:trPr/>
         <w:tc>
           <w:tcPr>
-            <w:tcW w:w="1968" w:type="dxa"/>
+            <w:tcW w:w="1639" w:type="dxa"/>
             <w:tcBorders>
               <w:start w:val="single" w:sz="4" w:space="0" w:color="000000"/>
             </w:tcBorders>
@@ -723,7 +859,7 @@
         </w:tc>
         <w:tc>
           <w:tcPr>
-            <w:tcW w:w="1887" w:type="dxa"/>
+            <w:tcW w:w="1573" w:type="dxa"/>
             <w:tcBorders>
               <w:start w:val="single" w:sz="4" w:space="0" w:color="000000"/>
             </w:tcBorders>
@@ -743,7 +879,7 @@
         </w:tc>
         <w:tc>
           <w:tcPr>
-            <w:tcW w:w="1921" w:type="dxa"/>
+            <w:tcW w:w="1601" w:type="dxa"/>
             <w:tcBorders>
               <w:start w:val="single" w:sz="4" w:space="0" w:color="000000"/>
             </w:tcBorders>
@@ -763,7 +899,7 @@
         </w:tc>
         <w:tc>
           <w:tcPr>
-            <w:tcW w:w="1934" w:type="dxa"/>
+            <w:tcW w:w="1612" w:type="dxa"/>
             <w:tcBorders>
               <w:start w:val="single" w:sz="4" w:space="0" w:color="000000"/>
             </w:tcBorders>
@@ -783,7 +919,27 @@
         </w:tc>
         <w:tc>
           <w:tcPr>
-            <w:tcW w:w="1928" w:type="dxa"/>
+            <w:tcW w:w="1606" w:type="dxa"/>
+            <w:tcBorders>
+              <w:start w:val="single" w:sz="4" w:space="0" w:color="000000"/>
+            </w:tcBorders>
+          </w:tcPr>
+          <w:p>
+            <w:pPr>
+              <w:pStyle w:val="TableContents"/>
+              <w:bidi w:val="0"/>
+              <w:jc w:val="start"/>
+              <w:rPr/>
+            </w:pPr>
+            <w:r>
+              <w:rPr/>
+              <w:t>POST record.</w:t>
+            </w:r>
+          </w:p>
+        </w:tc>
+        <w:tc>
+          <w:tcPr>
+            <w:tcW w:w="1606" w:type="dxa"/>
             <w:tcBorders>
               <w:start w:val="single" w:sz="4" w:space="0" w:color="000000"/>
               <w:end w:val="single" w:sz="4" w:space="0" w:color="000000"/>
@@ -796,10 +952,22 @@
               <w:jc w:val="start"/>
               <w:rPr/>
             </w:pPr>
-            <w:r>
-              <w:rPr/>
-              <w:t>POST record.</w:t>
-            </w:r>
+            <w:bookmarkStart w:id="1" w:name="__DdeLink__198_1713557497"/>
+            <w:r>
+              <w:rPr/>
+              <w:t xml:space="preserve">A user regardless of their user_role can find a post that is related to their outlet. </w:t>
+            </w:r>
+            <w:bookmarkStart w:id="2" w:name="__DdeLink__416_1713557497"/>
+            <w:r>
+              <w:rPr/>
+              <w:t>chain_managers can see all posts related to all outlets of their chains.</w:t>
+            </w:r>
+            <w:bookmarkEnd w:id="2"/>
+            <w:r>
+              <w:rPr/>
+              <w:t xml:space="preserve"> CAPABILITY to be added in authentication and authorization phase.</w:t>
+            </w:r>
+            <w:bookmarkEnd w:id="1"/>
           </w:p>
         </w:tc>
       </w:tr>
@@ -807,7 +975,7 @@
         <w:trPr/>
         <w:tc>
           <w:tcPr>
-            <w:tcW w:w="1968" w:type="dxa"/>
+            <w:tcW w:w="1639" w:type="dxa"/>
             <w:tcBorders>
               <w:start w:val="single" w:sz="4" w:space="0" w:color="000000"/>
             </w:tcBorders>
@@ -827,7 +995,7 @@
         </w:tc>
         <w:tc>
           <w:tcPr>
-            <w:tcW w:w="1887" w:type="dxa"/>
+            <w:tcW w:w="1573" w:type="dxa"/>
             <w:tcBorders>
               <w:start w:val="single" w:sz="4" w:space="0" w:color="000000"/>
             </w:tcBorders>
@@ -847,7 +1015,7 @@
         </w:tc>
         <w:tc>
           <w:tcPr>
-            <w:tcW w:w="1921" w:type="dxa"/>
+            <w:tcW w:w="1601" w:type="dxa"/>
             <w:tcBorders>
               <w:start w:val="single" w:sz="4" w:space="0" w:color="000000"/>
             </w:tcBorders>
@@ -867,7 +1035,7 @@
         </w:tc>
         <w:tc>
           <w:tcPr>
-            <w:tcW w:w="1934" w:type="dxa"/>
+            <w:tcW w:w="1612" w:type="dxa"/>
             <w:tcBorders>
               <w:start w:val="single" w:sz="4" w:space="0" w:color="000000"/>
             </w:tcBorders>
@@ -887,7 +1055,27 @@
         </w:tc>
         <w:tc>
           <w:tcPr>
-            <w:tcW w:w="1928" w:type="dxa"/>
+            <w:tcW w:w="1606" w:type="dxa"/>
+            <w:tcBorders>
+              <w:start w:val="single" w:sz="4" w:space="0" w:color="000000"/>
+            </w:tcBorders>
+          </w:tcPr>
+          <w:p>
+            <w:pPr>
+              <w:pStyle w:val="TableContents"/>
+              <w:bidi w:val="0"/>
+              <w:jc w:val="start"/>
+              <w:rPr/>
+            </w:pPr>
+            <w:r>
+              <w:rPr/>
+              <w:t>All POST records.</w:t>
+            </w:r>
+          </w:p>
+        </w:tc>
+        <w:tc>
+          <w:tcPr>
+            <w:tcW w:w="1606" w:type="dxa"/>
             <w:tcBorders>
               <w:start w:val="single" w:sz="4" w:space="0" w:color="000000"/>
               <w:end w:val="single" w:sz="4" w:space="0" w:color="000000"/>
@@ -902,7 +1090,7 @@
             </w:pPr>
             <w:r>
               <w:rPr/>
-              <w:t>All POST records.</w:t>
+              <w:t>A user regardless of their user_role can find all posts that are related to their outlet. chain_managers can see all posts related to all outlets of their chains. CAPABILITY to be added in authentication and authorization phase.</w:t>
             </w:r>
           </w:p>
         </w:tc>
@@ -911,7 +1099,7 @@
         <w:trPr/>
         <w:tc>
           <w:tcPr>
-            <w:tcW w:w="1968" w:type="dxa"/>
+            <w:tcW w:w="1639" w:type="dxa"/>
             <w:tcBorders>
               <w:start w:val="single" w:sz="4" w:space="0" w:color="000000"/>
             </w:tcBorders>
@@ -931,7 +1119,7 @@
         </w:tc>
         <w:tc>
           <w:tcPr>
-            <w:tcW w:w="1887" w:type="dxa"/>
+            <w:tcW w:w="1573" w:type="dxa"/>
             <w:tcBorders>
               <w:start w:val="single" w:sz="4" w:space="0" w:color="000000"/>
             </w:tcBorders>
@@ -951,7 +1139,7 @@
         </w:tc>
         <w:tc>
           <w:tcPr>
-            <w:tcW w:w="1921" w:type="dxa"/>
+            <w:tcW w:w="1601" w:type="dxa"/>
             <w:tcBorders>
               <w:start w:val="single" w:sz="4" w:space="0" w:color="000000"/>
             </w:tcBorders>
@@ -971,7 +1159,7 @@
         </w:tc>
         <w:tc>
           <w:tcPr>
-            <w:tcW w:w="1934" w:type="dxa"/>
+            <w:tcW w:w="1612" w:type="dxa"/>
             <w:tcBorders>
               <w:start w:val="single" w:sz="4" w:space="0" w:color="000000"/>
             </w:tcBorders>
@@ -991,7 +1179,27 @@
         </w:tc>
         <w:tc>
           <w:tcPr>
-            <w:tcW w:w="1928" w:type="dxa"/>
+            <w:tcW w:w="1606" w:type="dxa"/>
+            <w:tcBorders>
+              <w:start w:val="single" w:sz="4" w:space="0" w:color="000000"/>
+            </w:tcBorders>
+          </w:tcPr>
+          <w:p>
+            <w:pPr>
+              <w:pStyle w:val="TableContents"/>
+              <w:bidi w:val="0"/>
+              <w:jc w:val="start"/>
+              <w:rPr/>
+            </w:pPr>
+            <w:r>
+              <w:rPr/>
+              <w:t>POST records.</w:t>
+            </w:r>
+          </w:p>
+        </w:tc>
+        <w:tc>
+          <w:tcPr>
+            <w:tcW w:w="1606" w:type="dxa"/>
             <w:tcBorders>
               <w:start w:val="single" w:sz="4" w:space="0" w:color="000000"/>
               <w:end w:val="single" w:sz="4" w:space="0" w:color="000000"/>
@@ -1006,7 +1214,7 @@
             </w:pPr>
             <w:r>
               <w:rPr/>
-              <w:t>POST records.</w:t>
+              <w:t>A user regardless of their user_role can find all posts that are related to their outlet. chain_managers can see all posts related to all outlets of their chains. CAPABILITY to be added in authentication and authorization phase.</w:t>
             </w:r>
           </w:p>
         </w:tc>
@@ -1015,7 +1223,7 @@
         <w:trPr/>
         <w:tc>
           <w:tcPr>
-            <w:tcW w:w="1968" w:type="dxa"/>
+            <w:tcW w:w="1639" w:type="dxa"/>
             <w:tcBorders>
               <w:start w:val="single" w:sz="4" w:space="0" w:color="000000"/>
               <w:bottom w:val="single" w:sz="4" w:space="0" w:color="000000"/>
@@ -1036,7 +1244,7 @@
         </w:tc>
         <w:tc>
           <w:tcPr>
-            <w:tcW w:w="1887" w:type="dxa"/>
+            <w:tcW w:w="1573" w:type="dxa"/>
             <w:tcBorders>
               <w:start w:val="single" w:sz="4" w:space="0" w:color="000000"/>
               <w:bottom w:val="single" w:sz="4" w:space="0" w:color="000000"/>
@@ -1057,7 +1265,7 @@
         </w:tc>
         <w:tc>
           <w:tcPr>
-            <w:tcW w:w="1921" w:type="dxa"/>
+            <w:tcW w:w="1601" w:type="dxa"/>
             <w:tcBorders>
               <w:start w:val="single" w:sz="4" w:space="0" w:color="000000"/>
               <w:bottom w:val="single" w:sz="4" w:space="0" w:color="000000"/>
@@ -1078,7 +1286,7 @@
         </w:tc>
         <w:tc>
           <w:tcPr>
-            <w:tcW w:w="1934" w:type="dxa"/>
+            <w:tcW w:w="1612" w:type="dxa"/>
             <w:tcBorders>
               <w:start w:val="single" w:sz="4" w:space="0" w:color="000000"/>
               <w:bottom w:val="single" w:sz="4" w:space="0" w:color="000000"/>
@@ -1099,7 +1307,28 @@
         </w:tc>
         <w:tc>
           <w:tcPr>
-            <w:tcW w:w="1928" w:type="dxa"/>
+            <w:tcW w:w="1606" w:type="dxa"/>
+            <w:tcBorders>
+              <w:start w:val="single" w:sz="4" w:space="0" w:color="000000"/>
+              <w:bottom w:val="single" w:sz="4" w:space="0" w:color="000000"/>
+            </w:tcBorders>
+          </w:tcPr>
+          <w:p>
+            <w:pPr>
+              <w:pStyle w:val="TableContents"/>
+              <w:bidi w:val="0"/>
+              <w:jc w:val="start"/>
+              <w:rPr/>
+            </w:pPr>
+            <w:r>
+              <w:rPr/>
+              <w:t>POST record.</w:t>
+            </w:r>
+          </w:p>
+        </w:tc>
+        <w:tc>
+          <w:tcPr>
+            <w:tcW w:w="1606" w:type="dxa"/>
             <w:tcBorders>
               <w:start w:val="single" w:sz="4" w:space="0" w:color="000000"/>
               <w:bottom w:val="single" w:sz="4" w:space="0" w:color="000000"/>
@@ -1115,7 +1344,7 @@
             </w:pPr>
             <w:r>
               <w:rPr/>
-              <w:t>POST record.</w:t>
+              <w:t>A post can be removed by the user who created it, the restaurant_manager of the outlet to which it belongs or by the chain_manager to which the outlet belongs.</w:t>
             </w:r>
           </w:p>
         </w:tc>
@@ -1195,7 +1424,7 @@
           <w:bCs w:val="false"/>
         </w:rPr>
       </w:pPr>
-      <w:bookmarkStart w:id="0" w:name="__DdeLink__158_1865810369"/>
+      <w:bookmarkStart w:id="3" w:name="__DdeLink__158_1865810369"/>
       <w:r>
         <w:rPr>
           <w:b w:val="false"/>
@@ -1203,36 +1432,36 @@
         </w:rPr>
         <w:t>updatePostTitle -&gt;  Takes the post_title from the DTO, the post_id from the URL param and updates the post_title of the respective POST record.</w:t>
       </w:r>
-      <w:bookmarkEnd w:id="0"/>
-    </w:p>
-    <w:p>
-      <w:pPr>
-        <w:pStyle w:val="Normal"/>
-        <w:bidi w:val="0"/>
-        <w:jc w:val="both"/>
-        <w:rPr>
-          <w:b w:val="false"/>
-          <w:bCs w:val="false"/>
-        </w:rPr>
-      </w:pPr>
-      <w:r>
-        <w:rPr>
-          <w:b w:val="false"/>
-          <w:bCs w:val="false"/>
-        </w:rPr>
-      </w:r>
-    </w:p>
-    <w:p>
-      <w:pPr>
-        <w:pStyle w:val="Normal"/>
-        <w:bidi w:val="0"/>
-        <w:jc w:val="both"/>
-        <w:rPr>
-          <w:b w:val="false"/>
-          <w:bCs w:val="false"/>
-        </w:rPr>
-      </w:pPr>
-      <w:bookmarkStart w:id="1" w:name="__DdeLink__160_1865810369"/>
+      <w:bookmarkEnd w:id="3"/>
+    </w:p>
+    <w:p>
+      <w:pPr>
+        <w:pStyle w:val="Normal"/>
+        <w:bidi w:val="0"/>
+        <w:jc w:val="both"/>
+        <w:rPr>
+          <w:b w:val="false"/>
+          <w:bCs w:val="false"/>
+        </w:rPr>
+      </w:pPr>
+      <w:r>
+        <w:rPr>
+          <w:b w:val="false"/>
+          <w:bCs w:val="false"/>
+        </w:rPr>
+      </w:r>
+    </w:p>
+    <w:p>
+      <w:pPr>
+        <w:pStyle w:val="Normal"/>
+        <w:bidi w:val="0"/>
+        <w:jc w:val="both"/>
+        <w:rPr>
+          <w:b w:val="false"/>
+          <w:bCs w:val="false"/>
+        </w:rPr>
+      </w:pPr>
+      <w:bookmarkStart w:id="4" w:name="__DdeLink__160_1865810369"/>
       <w:r>
         <w:rPr>
           <w:b w:val="false"/>
@@ -1240,7 +1469,7 @@
         </w:rPr>
         <w:t xml:space="preserve">updatePostContent -&gt;  Takes the post_content from the DTO, the post_id from the URL param and updates the post_content of the respective POST record.  </w:t>
       </w:r>
-      <w:bookmarkEnd w:id="1"/>
+      <w:bookmarkEnd w:id="4"/>
     </w:p>
     <w:p>
       <w:pPr>
@@ -1341,12 +1570,12 @@
         <w:jc w:val="both"/>
         <w:rPr/>
       </w:pPr>
-      <w:bookmarkStart w:id="2" w:name="__DdeLink__162_1865810369"/>
+      <w:bookmarkStart w:id="5" w:name="__DdeLink__162_1865810369"/>
       <w:r>
         <w:rPr/>
         <w:t>findOnePost -&gt; Takes the post_id from the URL param from the front-end and returns the respective POST record.</w:t>
       </w:r>
-      <w:bookmarkEnd w:id="2"/>
+      <w:bookmarkEnd w:id="5"/>
     </w:p>
     <w:p>
       <w:pPr>
@@ -1453,16 +1682,16 @@
         <w:jc w:val="both"/>
         <w:rPr/>
       </w:pPr>
-      <w:bookmarkStart w:id="3" w:name="__DdeLink__187_3029720114"/>
-      <w:bookmarkStart w:id="4" w:name="__DdeLink__190_3029720114"/>
-      <w:bookmarkStart w:id="5" w:name="__DdeLink__194_3029720114"/>
+      <w:bookmarkStart w:id="6" w:name="__DdeLink__187_3029720114"/>
+      <w:bookmarkStart w:id="7" w:name="__DdeLink__190_3029720114"/>
+      <w:bookmarkStart w:id="8" w:name="__DdeLink__194_3029720114"/>
       <w:r>
         <w:rPr/>
         <w:t>Perform tests on mostly on Domain Integrity and Entity integrity with just very few tests on Referential Integrity.</w:t>
       </w:r>
-      <w:bookmarkEnd w:id="3"/>
-      <w:bookmarkEnd w:id="4"/>
-      <w:bookmarkEnd w:id="5"/>
+      <w:bookmarkEnd w:id="6"/>
+      <w:bookmarkEnd w:id="7"/>
+      <w:bookmarkEnd w:id="8"/>
     </w:p>
     <w:p>
       <w:pPr>
@@ -1510,7 +1739,7 @@
         </w:rPr>
         <w:t xml:space="preserve">* </w:t>
       </w:r>
-      <w:bookmarkStart w:id="6" w:name="__DdeLink__382_481068113"/>
+      <w:bookmarkStart w:id="9" w:name="__DdeLink__382_481068113"/>
       <w:r>
         <w:rPr>
           <w:b w:val="false"/>
@@ -1518,7 +1747,7 @@
         </w:rPr>
         <w:t xml:space="preserve">Create a POST with the following details ( </w:t>
       </w:r>
-      <w:bookmarkStart w:id="7" w:name="__DdeLink__386_481068113"/>
+      <w:bookmarkStart w:id="10" w:name="__DdeLink__386_481068113"/>
       <w:r>
         <w:rPr>
           <w:b w:val="false"/>
@@ -1526,7 +1755,7 @@
         </w:rPr>
         <w:t>post_content, user_id, post_status</w:t>
       </w:r>
-      <w:bookmarkEnd w:id="7"/>
+      <w:bookmarkEnd w:id="10"/>
       <w:r>
         <w:rPr>
           <w:b w:val="false"/>
@@ -1534,7 +1763,7 @@
         </w:rPr>
         <w:t>) (</w:t>
       </w:r>
-      <w:bookmarkStart w:id="8" w:name="__DdeLink__388_481068113"/>
+      <w:bookmarkStart w:id="11" w:name="__DdeLink__388_481068113"/>
       <w:r>
         <w:rPr>
           <w:b w:val="false"/>
@@ -1542,7 +1771,7 @@
         </w:rPr>
         <w:t>“</w:t>
       </w:r>
-      <w:bookmarkStart w:id="9" w:name="__DdeLink__390_481068113"/>
+      <w:bookmarkStart w:id="12" w:name="__DdeLink__390_481068113"/>
       <w:r>
         <w:rPr>
           <w:b w:val="false"/>
@@ -1550,7 +1779,7 @@
         </w:rPr>
         <w:t>Test Post 2 for user JULF”,  9, open</w:t>
       </w:r>
-      <w:bookmarkEnd w:id="8"/>
+      <w:bookmarkEnd w:id="11"/>
       <w:r>
         <w:rPr>
           <w:b w:val="false"/>
@@ -1558,23 +1787,23 @@
         </w:rPr>
         <w:t>)</w:t>
       </w:r>
+      <w:bookmarkEnd w:id="12"/>
+      <w:r>
+        <w:rPr>
+          <w:b w:val="false"/>
+          <w:bCs w:val="false"/>
+        </w:rPr>
+        <w:t>. Here, we are trying to test if duplicate post_content is allowed.</w:t>
+      </w:r>
       <w:bookmarkEnd w:id="9"/>
       <w:r>
         <w:rPr>
           <w:b w:val="false"/>
           <w:bCs w:val="false"/>
         </w:rPr>
-        <w:t>. Here, we are trying to test if duplicate post_content is allowed.</w:t>
-      </w:r>
-      <w:bookmarkEnd w:id="6"/>
-      <w:r>
-        <w:rPr>
-          <w:b w:val="false"/>
-          <w:bCs w:val="false"/>
-        </w:rPr>
         <w:t xml:space="preserve"> </w:t>
       </w:r>
-      <w:bookmarkStart w:id="10" w:name="__DdeLink__384_481068113"/>
+      <w:bookmarkStart w:id="13" w:name="__DdeLink__384_481068113"/>
       <w:r>
         <w:rPr>
           <w:b w:val="false"/>
@@ -1582,7 +1811,7 @@
         </w:rPr>
         <w:t>This tests whether a UNIQUE constraint exists for the post_content column</w:t>
       </w:r>
-      <w:bookmarkEnd w:id="10"/>
+      <w:bookmarkEnd w:id="13"/>
       <w:r>
         <w:rPr>
           <w:b w:val="false"/>
@@ -1688,7 +1917,7 @@
           <w:bCs w:val="false"/>
         </w:rPr>
       </w:pPr>
-      <w:bookmarkStart w:id="11" w:name="__DdeLink__397_481068113"/>
+      <w:bookmarkStart w:id="14" w:name="__DdeLink__397_481068113"/>
       <w:r>
         <w:rPr>
           <w:b w:val="false"/>
@@ -1696,7 +1925,7 @@
         </w:rPr>
         <w:t>* Create a POST with the following details (post_content, post_title, user_id, post_status) (Test Post 2 for user JULF”, “JULF Test Post 2”  9, open). We are doing this test, so that the deleted post is re-created. This way, we can run these tests repeatedly.</w:t>
       </w:r>
-      <w:bookmarkEnd w:id="11"/>
+      <w:bookmarkEnd w:id="14"/>
     </w:p>
     <w:sectPr>
       <w:type w:val="nextPage"/>
